--- a/data/memos/stepstone_spm_decision_memo.docx
+++ b/data/memos/stepstone_spm_decision_memo.docx
@@ -23,7 +23,7 @@
         <w:br/>
       </w:r>
       <w:r>
-        <w:t>Date: 2026-07-18    Status: DRAFT — demo build; cells marked extracted-unverified pend independent verification.</w:t>
+        <w:t>Date: 2026-08-09    Status: DRAFT — demo build; cells marked extracted-unverified pend independent verification.</w:t>
       </w:r>
     </w:p>
     <w:p>
@@ -134,6 +134,8 @@
               <w:br/>
               <w:t>2.2: No fund-level incentive fee identified in N-CSR or prospectus. Underlying Investment Funds charge 1.00%-2.00% mgmt + performance fees (the AFFE layer).</w:t>
               <w:br/>
+              <w:t>2.3: FY2026 (year ended 3/31/2026) expenses to average net assets: Class I 1.91%, Class D 2.17%, Class S 2.77% - before and after adviser recoupment/reimbursement identical in FY2026 (no net waiver effect). 5-yr trend (before</w:t>
+              <w:br/>
               <w:t>2.7: No early-repurchase-fee language matched in prospectus or N-CSR - likely none at fund level; confirm in tender-offer terms.</w:t>
             </w:r>
           </w:p>
@@ -159,6 +161,10 @@
               <w:t>3.1: Quarterly tender offers: up to 5% of OUTSTANDING SHARES (vs PAF's 5% of net assets - different cap base), purchased at NAV.</w:t>
               <w:br/>
               <w:t>3.6: Cash $247.3M + $300.0M undrawn credit facility as of 3/31/2026. Fund net assets $5,828.9M; 533 positions.</w:t>
+              <w:br/>
+              <w:t>3.7: Plan-side demand profile (Form 5500 PY2024): 1,847 separated-with-balances = 36.1% of 5,120 accounts - the near-term liquidity tail; 3,281 active; zero retirees in pay status; 404(c) fully participant-directed.</w:t>
+              <w:br/>
+              <w:t>3.9: Verdict: CONDITIONAL. STRUCTURAL GAP: a participant-directed 404(c) menu assumes daily pricing and daily participant liquidity; this wrapper deals 4x/year. Direct DIA use requires a bridging structure — CIT sleeve, manag</w:t>
             </w:r>
           </w:p>
         </w:tc>
@@ -502,7 +508,7 @@
     </w:p>
     <w:p>
       <w:r>
-        <w:t>Every populated cell carries its source document, section, quote, extractor and verifier in data/evidence/. Current cell status for this product: computed: 1, extracted: 7, n/a: 9, partial: 2, pending: 35. Cells marked extracted-unverified or computed await independent verification; verified cells have been independently re-checked.</w:t>
+        <w:t>Every populated cell carries its source document, section, quote, extractor and verifier in data/evidence/. Current cell status for this product: computed: 3, extracted: 8, n/a: 7, partial: 2, pending: 34. Cells marked extracted-unverified or computed await independent verification; verified cells have been independently re-checked.</w:t>
       </w:r>
     </w:p>
     <w:p>

--- a/data/memos/stepstone_spm_decision_memo.docx
+++ b/data/memos/stepstone_spm_decision_memo.docx
@@ -106,9 +106,13 @@
           </w:tcPr>
           <w:p>
             <w:r>
+              <w:t>1.1: Class I NAV per share, end of FY (from Consolidated Financial Highlights, FYE Mar 31): FY2022 $43.07, FY2023 $45.61, FY2024 $51.73, FY2025 $56.54, FY2026 $61.74. FY total returns in 1.2; structured series in data/series_</w:t>
+              <w:br/>
               <w:t>1.2: Class I FY2026 total return 10.47%. AATR as of 3/31/2026: Class I 1yr 10.47% / 5yr 12.92% / SI 19.19%; Class D 10.19 / 12.72 / 18.96. Class I/D/S inception 10/1/2020; Class R 1/2/2026.</w:t>
               <w:br/>
-              <w:t>1.8: KS-PME 1.762, Direct Alpha +12.0%/yr vs PSP (same fiscal window, same window-sensitivity disclosure); vs URTH: PME 1.1155, +2.21%/yr.</w:t>
+              <w:t>1.3: Financial highlights print paired ratio rows 'Expenses before adviser expense recoupment (reimbursement)' vs 'Expenses after adviser expense recoupment (reimbursement)'. FY2026: IDENTICAL for all classes - Class I 1.91%/</w:t>
+              <w:br/>
+              <w:t>1.4: FY2026 (year ended 3/31/2026) Class I per-share distributions: total $0.70 = $0.01 from net investment income + $0.69 from net realized gains (FY2025 $0.72 = 0.18 + 0.54; FY2024 $0.16; FY2023 $0.96; FY2022 $0.48). No ret</w:t>
             </w:r>
           </w:p>
         </w:tc>
@@ -136,7 +140,7 @@
               <w:br/>
               <w:t>2.3: FY2026 (year ended 3/31/2026) expenses to average net assets: Class I 1.91%, Class D 2.17%, Class S 2.77% - before and after adviser recoupment/reimbursement identical in FY2026 (no net waiver effect). 5-yr trend (before</w:t>
               <w:br/>
-              <w:t>2.7: No early-repurchase-fee language matched in prospectus or N-CSR - likely none at fund level; confirm in tender-offer terms.</w:t>
+              <w:t>2.4: AFFE line present in fee table: Acquired Fund Fees and Expenses 0.59% for ALL classes (S, D, I, R). Footnote (2): based on historic returns of the Investment Funds the Fund invested in during the 12 months ended December</w:t>
             </w:r>
           </w:p>
         </w:tc>
@@ -160,11 +164,11 @@
             <w:r>
               <w:t>3.1: Quarterly tender offers: up to 5% of OUTSTANDING SHARES (vs PAF's 5% of net assets - different cap base), purchased at NAV.</w:t>
               <w:br/>
-              <w:t>3.6: Cash $247.3M + $300.0M undrawn credit facility as of 3/31/2026. Fund net assets $5,828.9M; 533 positions.</w:t>
+              <w:t>3.2: Current tender offer (SC TO-I filed 5/12/2026): Commencement Date May 12, 2026; Notice Date, Tender Withdrawal Date AND Valuation Date all June 16, 2026 (single-date design; all deadlines 4:00 p.m. ET). Pricing: each ten</w:t>
               <w:br/>
-              <w:t>3.7: Plan-side demand profile (Form 5500 PY2024): 1,847 separated-with-balances = 36.1% of 5,120 accounts - the near-term liquidity tail; 3,281 active; zero retirees in pay status; 404(c) fully participant-directed.</w:t>
+              <w:t>3.3: N-CSR Note 10 repurchase history: FY2026 (ended 3/31/2026) 13,195,058 Shares repurchased vs FY2025 3,242,403 - a 4x year-over-year jump. For the September 15, 2025 repurchase, the Adviser recommended and the Board electe</w:t>
               <w:br/>
-              <w:t>3.9: Verdict: CONDITIONAL. STRUCTURAL GAP: a participant-directed 404(c) menu assumes daily pricing and daily participant liquidity; this wrapper deals 4x/year. Direct DIA use requires a bridging structure — CIT sleeve, manag</w:t>
+              <w:t>3.4: As of 3/31/2026, total investments $5,985,219,502: Level 1 $56,631,533 (Public Securities only); Level 2 $0; Level 3 $291,577,842 (all Co-Investments, incl. CLO and CLO Warehouse positions valued with significant unobser</w:t>
             </w:r>
           </w:p>
         </w:tc>
@@ -186,7 +190,13 @@
           </w:tcPr>
           <w:p>
             <w:r>
-              <w:t>4.5: Ernst &amp; Young LLP, New York (Big-4).</w:t>
+              <w:t>4.1: Valuation: pursuant to Rule 2a-5, the Board has designated the Adviser (StepStone Group Private Wealth LLC) as valuation designee to perform fair value determinations; Board approved the Adviser's Valuation Policy; Advis</w:t>
+              <w:br/>
+              <w:t>4.2: Full ASC 820 hierarchy table as of 3/31/2026 (N-CSR Note 3): Level 1 - Public Securities $56,631,533 (the only L1 row); Level 2 - $0 across all rows; Level 3 - Co-Investments $291,577,842 (only L3 row; includes CLO and C</w:t>
+              <w:br/>
+              <w:t>4.3: No NAMED third-party valuation firm anywhere in the on-disk docs (N-CSR FY2026, 486BPOS 2025-10-20, 424B3 2025-12-31, SC TO-I 2026-05-12): zero hits for Kroll/Houlihan/Duff &amp; Phelps/Lincoln International/Alvarez/Murray D</w:t>
+              <w:br/>
+              <w:t>4.4: N-CSR Note 3 quantitative Level 3 inputs table as of 3/31/2026 (all rows are Co-Investments; sums to the $291,577,842 L3 total): (1) $8,369,719 - Market comparable companies; EV/EBITDA multiple 9.61x-14.40x, wtd avg 13.2</w:t>
             </w:r>
           </w:p>
         </w:tc>
@@ -209,6 +219,12 @@
           <w:p>
             <w:r>
               <w:t>5.1: Stated primary benchmark: MSCI World Index.</w:t>
+              <w:br/>
+              <w:t>5.3: Alt asset-class index candidates evaluated by the engine (incl. paid/manual ones deliberately kept in the menu and rejected with reasons): Listed private equity investable proxy (PSP) (9/12) | MSCI World investable proxy</w:t>
+              <w:br/>
+              <w:t>5.4: Peer cohort (lane C) as constructed by the engine: evergreen-PE peers in universe: hl_paf, kkr_kpec (annual granularity; see their 1.2 cells). Universe = this roster; a market-wide peer database is licensed data not held</w:t>
+              <w:br/>
+              <w:t>5.5: PME inputs (computed, primary comparison): window 2021-03-31 to 2026-03-31; fund growth 1.8359x vs index 1.0419x; flows = [-1 at window start, terminal growth at end]; index = primary candidate series (adj close). KS-PME</w:t>
             </w:r>
           </w:p>
         </w:tc>
@@ -230,6 +246,12 @@
           </w:tcPr>
           <w:p>
             <w:r>
+              <w:t>6.1: StepStone Private Markets: Delaware statutory trust organized 9/6/2019 under the Delaware Statutory Trust Act; registered under the 1940 Act as a DIVERSIFIED, closed-end management investment company; commenced operation</w:t>
+              <w:br/>
+              <w:t xml:space="preserve">6.2: Strategy sleeves: (1) Secondary Investments - secondary purchases of existing interests in operating companies/projects/properties and unaffiliated Investment Funds, incl. Open-Ended Funds, 'Seasoned Investments' (funds </w:t>
+              <w:br/>
+              <w:t>6.3: Conflicts disclosures (prospectus 'Conflicts of Interest' section): Advisers manage substantial Other Accounts with differing economic interests and time-allocation conflicts; Other Accounts may take larger stakes or inv</w:t>
+              <w:br/>
               <w:t>6.4: 1099 reporting, marketed as a feature: prospectus lists 'Form 1099 DIV or Form 1099-B tax reporting instead of K-1s' under Favorable Structure - the direct contrast to K-PEC's K-1s. The complexity factor's cleanest cross</w:t>
             </w:r>
           </w:p>
@@ -508,7 +530,7 @@
     </w:p>
     <w:p>
       <w:r>
-        <w:t>Every populated cell carries its source document, section, quote, extractor and verifier in data/evidence/. Current cell status for this product: computed: 3, extracted: 8, n/a: 7, partial: 2, pending: 34. Cells marked extracted-unverified or computed await independent verification; verified cells have been independently re-checked.</w:t>
+        <w:t>Every populated cell carries its source document, section, quote, extractor and verifier in data/evidence/. Current cell status for this product: computed: 9, extracted: 27, fetched: 1, n/a: 15, partial: 2. Cells marked extracted-unverified or computed await independent verification; verified cells have been independently re-checked.</w:t>
       </w:r>
     </w:p>
     <w:p>

--- a/data/memos/stepstone_spm_decision_memo.docx
+++ b/data/memos/stepstone_spm_decision_memo.docx
@@ -23,7 +23,7 @@
         <w:br/>
       </w:r>
       <w:r>
-        <w:t>Date: 2026-08-09    Status: DRAFT — demo build; cells marked extracted-unverified pend independent verification.</w:t>
+        <w:t>Date: 2026-08-15    Status: DRAFT — demo build; cells marked extracted-unverified pend independent verification.</w:t>
       </w:r>
     </w:p>
     <w:p>

--- a/data/memos/stepstone_spm_decision_memo.docx
+++ b/data/memos/stepstone_spm_decision_memo.docx
@@ -494,7 +494,7 @@
           </w:tcPr>
           <w:p>
             <w:r>
-              <w:t>Peer cohort: evergreen PE funds in universe</w:t>
+              <w:t>Peer cohort: evergreen_pe (hl_paf, stepstone_spm, kkr_kpec, ares_pmf, amg_pantheon)</w:t>
             </w:r>
           </w:p>
         </w:tc>

--- a/data/memos/stepstone_spm_decision_memo.docx
+++ b/data/memos/stepstone_spm_decision_memo.docx
@@ -525,6 +525,69 @@
         <w:pStyle w:val="Heading1"/>
       </w:pPr>
       <w:r>
+        <w:t>Peer cohort placement</w:t>
+      </w:r>
+    </w:p>
+    <w:p>
+      <w:r>
+        <w:t>Evidence depth tier: FULL. Cohort: Evergreen private equity ('40-Act funds + '34-Act conglomerate) (n=5). Membership rationale: Evergreen PE multi-strategy (secondaries-led) tender-offer fund - founding cohort member.</w:t>
+      </w:r>
+    </w:p>
+    <w:p>
+      <w:r>
+        <w:t>Cohort placement (evergreen_pe, R4 phrasing): mgmt fee: 50th percentile of cohort (n=5), at the median of 1.4 | expense ratio (bases differ - see notes): 10th percentile of cohort (n=5), below the median of 3.19 | repurchase cap: 12th percentile of cohort (n=4), at the median of 5. Stats + caveats in the cohort artifact; the prior universe-of-6 percentile is superseded by cohort placement.</w:t>
+      </w:r>
+    </w:p>
+    <w:p>
+      <w:pPr>
+        <w:pStyle w:val="ListBullet"/>
+      </w:pPr>
+      <w:r>
+        <w:t>Caveat: PRICING-BASIS MIX: some members transact at NAV, others at exchange market price - return comparisons mix appraisal dynamics with premium/discount dynamics; composites across this line are refused, not averaged. [amg_pantheon: NAV; ares_pmf: NAV; hl_paf: NAV; kkr_kpec: transactional NAV; stepstone_spm: NAV]</w:t>
+      </w:r>
+    </w:p>
+    <w:p>
+      <w:pPr>
+        <w:pStyle w:val="ListBullet"/>
+      </w:pPr>
+      <w:r>
+        <w:t>Caveat: LEVERAGE-REGIME MIX: BDC 150% coverage and non-1940-Act wrappers allow materially more leverage than 1940-Act funds - fee bases and return volatility are not like-for-like. [amg_pantheon: 1940-Act asset-coverage limits; ares_pmf: 1940-Act asset-coverage limits; hl_paf: 1940-Act asset-coverage limits; kkr_kpec: no 1940-Act leverage limits (34-Act conglomerate); stepstone_spm: 1940-Act asset-coverage limits]</w:t>
+      </w:r>
+    </w:p>
+    <w:p>
+      <w:pPr>
+        <w:pStyle w:val="ListBullet"/>
+      </w:pPr>
+      <w:r>
+        <w:t>Caveat: LIQUIDITY-LAW MIX: Rule 23c-3 obligations, discretionary tenders, and repurchase plans give different worst-case exit rights; cadence numbers alone overstate comparability. [amg_pantheon: board-DISCRETIONARY tender offers (nothing compels the next one); ares_pmf: board-DISCRETIONARY tender offers (nothing compels the next one); hl_paf: board-DISCRETIONARY tender offers (nothing compels the next one); kkr_kpec: board-discretionary share repurchases; stepstone_spm: board-DISCRETIONARY tender offers (nothing compels the next one)]</w:t>
+      </w:r>
+    </w:p>
+    <w:p>
+      <w:pPr>
+        <w:pStyle w:val="ListBullet"/>
+      </w:pPr>
+      <w:r>
+        <w:t>Caveat: NAV-CADENCE MIX: daily, monthly, and quarterly NAV processes embed different appraisal smoothing; volatility and drawdown comparisons inherit that difference (see de-smoothing lab). [amg_pantheon: daily-to-monthly NAV; ares_pmf: daily-to-monthly NAV; hl_paf: daily-to-monthly NAV; kkr_kpec: monthly transactional NAV; stepstone_spm: daily-to-monthly NAV]</w:t>
+      </w:r>
+    </w:p>
+    <w:p>
+      <w:pPr>
+        <w:pStyle w:val="ListBullet"/>
+      </w:pPr>
+      <w:r>
+        <w:t>Caveat: kkr_kpec joins under the authorized fallback: its structural twins are Reg D vehicles with no public filings (data/roster_decisions.md - 'The kkr_kpec ruling'). Cross-wrapper caveats apply.</w:t>
+      </w:r>
+    </w:p>
+    <w:p>
+      <w:r>
+        <w:t>Cohort exclusion log: every candidate considered and not admitted is recorded with its reason in data/roster_decisions.md (rendered on the site's Cohorts view). Membership is an argued judgment, not a tag.</w:t>
+      </w:r>
+    </w:p>
+    <w:p>
+      <w:pPr>
+        <w:pStyle w:val="Heading1"/>
+      </w:pPr>
+      <w:r>
         <w:t>Provenance</w:t>
       </w:r>
     </w:p>

--- a/data/memos/stepstone_spm_decision_memo.docx
+++ b/data/memos/stepstone_spm_decision_memo.docx
@@ -23,7 +23,7 @@
         <w:br/>
       </w:r>
       <w:r>
-        <w:t>Date: 2026-08-15    Status: DRAFT — demo build; cells marked extracted-unverified pend independent verification.</w:t>
+        <w:t>Date: 2026-08-25    Status: DRAFT — demo build; cells marked extracted-unverified pend independent verification.</w:t>
       </w:r>
     </w:p>
     <w:p>
@@ -593,7 +593,7 @@
     </w:p>
     <w:p>
       <w:r>
-        <w:t>Every populated cell carries its source document, section, quote, extractor and verifier in data/evidence/. Current cell status for this product: computed: 9, extracted: 27, fetched: 1, n/a: 15, partial: 2. Cells marked extracted-unverified or computed await independent verification; verified cells have been independently re-checked.</w:t>
+        <w:t>Every populated cell carries its source document, section, quote, extractor and verifier in data/evidence/. Current cell status for this product: computed: 9, extracted: 27, fetched: 1, n/a: 15, partial: 2. Cells marked extracted-unverified or computed await independent verification; verified cells have been independently re-checked. Cells marked structured come directly from machine-readable regulatory data (N-CEN structured datasets, XBRL company facts) with the source dataset cited; no model judgment is involved.</w:t>
       </w:r>
     </w:p>
     <w:p>

--- a/data/memos/stepstone_spm_decision_memo.docx
+++ b/data/memos/stepstone_spm_decision_memo.docx
@@ -23,7 +23,7 @@
         <w:br/>
       </w:r>
       <w:r>
-        <w:t>Date: 2026-08-25    Status: DRAFT — demo build; cells marked extracted-unverified pend independent verification.</w:t>
+        <w:t>Date: 2026-09-04    Status: DRAFT — demo build; cells marked extracted-unverified pend independent verification.</w:t>
       </w:r>
     </w:p>
     <w:p>

--- a/data/memos/stepstone_spm_decision_memo.docx
+++ b/data/memos/stepstone_spm_decision_memo.docx
@@ -222,7 +222,7 @@
               <w:br/>
               <w:t>5.3: Alt asset-class index candidates evaluated by the engine (incl. paid/manual ones deliberately kept in the menu and rejected with reasons): Listed private equity investable proxy (PSP) (9/12) | MSCI World investable proxy</w:t>
               <w:br/>
-              <w:t>5.4: Peer cohort (lane C) as constructed by the engine: evergreen-PE peers in universe: hl_paf, kkr_kpec (annual granularity; see their 1.2 cells). Universe = this roster; a market-wide peer database is licensed data not held</w:t>
+              <w:t>5.4: Peer cohort evergreen_pe (n=5: hl_paf, stepstone_spm, kkr_kpec, ares_pmf, amg_pantheon). Equal-weight annual composite on printed fiscal-year returns for years with 2 or more reporting members: 2022 (n=3), 2023 (n=5), 20</w:t>
               <w:br/>
               <w:t>5.5: PME inputs (computed, primary comparison): window 2021-03-31 to 2026-03-31; fund growth 1.8359x vs index 1.0419x; flows = [-1 at window start, terminal growth at end]; index = primary candidate series (adj close). KS-PME</w:t>
             </w:r>

--- a/data/memos/stepstone_spm_decision_memo.docx
+++ b/data/memos/stepstone_spm_decision_memo.docx
@@ -535,7 +535,7 @@
     </w:p>
     <w:p>
       <w:r>
-        <w:t>Cohort placement (evergreen_pe, R4 phrasing): mgmt fee: 50th percentile of cohort (n=5), at the median of 1.4 | expense ratio (bases differ - see notes): 10th percentile of cohort (n=5), below the median of 3.19 | repurchase cap: 12th percentile of cohort (n=4), at the median of 5. Stats + caveats in the cohort artifact; the prior universe-of-6 percentile is superseded by cohort placement.</w:t>
+        <w:t>Cohort placement (evergreen_pe, R4 phrasing): mgmt fee: 50th percentile of cohort (n=5), at the median of 1.4 | expense ratio (bases differ, see notes): 10th percentile of cohort (n=5), below the median of 3.19 | repurchase cap: 50th percentile of cohort (n=4), at the median of 5. Stats and per-member values in data/cohorts/evergreen_pe.json, membership rationales in data/facts.</w:t>
       </w:r>
     </w:p>
     <w:p>

--- a/data/memos/stepstone_spm_decision_memo.docx
+++ b/data/memos/stepstone_spm_decision_memo.docx
@@ -7,7 +7,7 @@
         <w:pStyle w:val="Title"/>
       </w:pPr>
       <w:r>
-        <w:t>Designated Investment Alternative Evaluation — Decision Memo</w:t>
+        <w:t>Designated Investment Alternative Evaluation: Decision Memo</w:t>
       </w:r>
     </w:p>
     <w:p>
@@ -23,7 +23,7 @@
         <w:br/>
       </w:r>
       <w:r>
-        <w:t>Date: 2026-09-04    Status: DRAFT — demo build; cells marked extracted-unverified pend independent verification.</w:t>
+        <w:t>Date: 2026-09-04    Status: DRAFT (demo build). Cells marked extracted-unverified pend independent verification.</w:t>
       </w:r>
     </w:p>
     <w:p>
@@ -41,12 +41,12 @@
     </w:p>
     <w:p>
       <w:r>
-        <w:t>This memo documents an evaluation of the product below as a potential designated investment alternative (DIA) for the plan, structured on the six factors of the proposed rule: performance, fees and expenses, liquidity, valuation, performance benchmarks, and complexity. The proposed safe harbor attaches to a documented, objective, thorough and analytical process; this memo and its underlying evidence files constitute that record.</w:t>
+        <w:t>This memo documents an evaluation of the product below as a potential designated investment alternative (DIA) for the plan, structured on the six factors of the proposed rule: performance, fees and expenses, liquidity, valuation, performance benchmarks, and complexity. The proposed safe harbor attaches to a documented, objective, thorough and analytical process. This memo and its underlying evidence files constitute that record.</w:t>
       </w:r>
     </w:p>
     <w:p>
       <w:r>
-        <w:t>On benchmarks, the proposal requires comparison against a meaningful benchmark and acknowledges that no single benchmark is meaningful for every DIA; where none exists, the history of a similar type of investment may serve. The benchmark section below therefore documents the selection AND the rejections: every candidate considered, its score, and the true reason it was or was not chosen. Note: the pleading standard for benchmark-based claims is before the Supreme Court in Anderson v. Intel (argument expected October Term 2026); this memo's approach is designed to be defensible under either outcome.</w:t>
+        <w:t>On benchmarks, the proposal requires comparison against a meaningful benchmark and acknowledges that no single benchmark is meaningful for every DIA. Where none exists, the history of a similar type of investment may serve. The benchmark section below therefore documents the selection AND the rejections: every candidate considered, its score, and the true reason it was or was not chosen. Note: the pleading standard for benchmark-based claims is before the Supreme Court in Anderson v. Intel (argument expected October Term 2026). This memo's approach is designed to be defensible under either outcome.</w:t>
       </w:r>
     </w:p>
     <w:p>
@@ -96,7 +96,7 @@
           </w:tcPr>
           <w:p>
             <w:r>
-              <w:t>1 — Performance</w:t>
+              <w:t>1. Performance</w:t>
             </w:r>
           </w:p>
         </w:tc>
@@ -124,7 +124,7 @@
           </w:tcPr>
           <w:p>
             <w:r>
-              <w:t>2 — Fees</w:t>
+              <w:t>2. Fees</w:t>
             </w:r>
           </w:p>
         </w:tc>
@@ -152,7 +152,7 @@
           </w:tcPr>
           <w:p>
             <w:r>
-              <w:t>3 — Liquidity</w:t>
+              <w:t>3. Liquidity</w:t>
             </w:r>
           </w:p>
         </w:tc>
@@ -180,7 +180,7 @@
           </w:tcPr>
           <w:p>
             <w:r>
-              <w:t>4 — Valuation</w:t>
+              <w:t>4. Valuation</w:t>
             </w:r>
           </w:p>
         </w:tc>
@@ -208,7 +208,7 @@
           </w:tcPr>
           <w:p>
             <w:r>
-              <w:t>5 — Performance Benchmarks</w:t>
+              <w:t>5. Performance Benchmarks</w:t>
             </w:r>
           </w:p>
         </w:tc>
@@ -236,7 +236,7 @@
           </w:tcPr>
           <w:p>
             <w:r>
-              <w:t>6 — Complexity</w:t>
+              <w:t>6. Complexity</w:t>
             </w:r>
           </w:p>
         </w:tc>
@@ -271,12 +271,12 @@
         <w:pStyle w:val="Heading2"/>
       </w:pPr>
       <w:r>
-        <w:t>Primary: Listed private equity investable proxy (PSP) — score 9/12</w:t>
+        <w:t>Primary: Listed private equity investable proxy (PSP) (score 9/12)</w:t>
       </w:r>
     </w:p>
     <w:p>
       <w:r>
-        <w:t>Window 2021-03-31 to 2026-03-31: fund 12.92%/yr vs benchmark 0.83%/yr; KS-PME 1.762; Direct Alpha 12.0%/yr. Disclosure: PME and alpha computed on appraisal-lagged NAVs are window-sensitive and can be smoothing-flattered; conclusions should be read with the methodology's window-sensitivity analysis.</w:t>
+        <w:t>Window 2021-03-31 to 2026-03-31: fund 12.92%/yr vs benchmark 0.83%/yr, KS-PME 1.762, Direct Alpha 12.0%/yr. Disclosure: PME and alpha computed on appraisal-lagged NAVs are window-sensitive and can be smoothing-flattered. Conclusions should be read with the methodology's window-sensitivity analysis.</w:t>
       </w:r>
     </w:p>
     <w:p>
@@ -324,12 +324,12 @@
         <w:pStyle w:val="Heading2"/>
       </w:pPr>
       <w:r>
-        <w:t>Secondary: MSCI World investable proxy (URTH) — score 8/12</w:t>
+        <w:t>Secondary: MSCI World investable proxy (URTH) (score 8/12)</w:t>
       </w:r>
     </w:p>
     <w:p>
       <w:r>
-        <w:t>Window 2021-03-31 to 2026-03-31: fund 12.92%/yr vs benchmark 10.48%/yr; KS-PME 1.1155; Direct Alpha 2.21%/yr. Disclosure: PME and alpha computed on appraisal-lagged NAVs are window-sensitive and can be smoothing-flattered; conclusions should be read with the methodology's window-sensitivity analysis.</w:t>
+        <w:t>Window 2021-03-31 to 2026-03-31: fund 12.92%/yr vs benchmark 10.48%/yr, KS-PME 1.1155, Direct Alpha 2.21%/yr. Disclosure: PME and alpha computed on appraisal-lagged NAVs are window-sensitive and can be smoothing-flattered. Conclusions should be read with the methodology's window-sensitivity analysis.</w:t>
       </w:r>
     </w:p>
     <w:p>
@@ -450,7 +450,7 @@
           </w:tcPr>
           <w:p>
             <w:r>
-              <w:t>outranked: score 8/12 vs primary 9/12 and secondary 8/12 - only two slots; retained in log as viable alternate</w:t>
+              <w:t>outranked: score 8/12 vs primary 9/12 and secondary 8/12 (only two slots). Retained in log as viable alternate</w:t>
             </w:r>
           </w:p>
         </w:tc>
@@ -482,7 +482,7 @@
           </w:tcPr>
           <w:p>
             <w:r>
-              <w:t>outranked: score 7/12 vs primary 9/12 and secondary 8/12 - only two slots; retained in log as viable alternate</w:t>
+              <w:t>outranked: score 7/12 vs primary 9/12 and secondary 8/12 (only two slots). Retained in log as viable alternate</w:t>
             </w:r>
           </w:p>
         </w:tc>
@@ -514,7 +514,7 @@
           </w:tcPr>
           <w:p>
             <w:r>
-              <w:t>outranked: score 7/12 vs primary 9/12 and secondary 8/12 - only two slots; retained in log as viable alternate</w:t>
+              <w:t>outranked: score 7/12 vs primary 9/12 and secondary 8/12 (only two slots). Retained in log as viable alternate</w:t>
             </w:r>
           </w:p>
         </w:tc>
@@ -593,7 +593,7 @@
     </w:p>
     <w:p>
       <w:r>
-        <w:t>Every populated cell carries its source document, section, quote, extractor and verifier in data/evidence/. Current cell status for this product: computed: 9, extracted: 27, fetched: 1, n/a: 15, partial: 2. Cells marked extracted-unverified or computed await independent verification; verified cells have been independently re-checked. Cells marked structured come directly from machine-readable regulatory data (N-CEN structured datasets, XBRL company facts) with the source dataset cited; no model judgment is involved.</w:t>
+        <w:t>Every populated cell carries its source document, section, quote, extractor and verifier in data/evidence/. Current cell status for this product: computed: 9, extracted: 27, fetched: 1, n/a: 15, partial: 2. Cells marked extracted-unverified or computed await independent verification. Verified cells have been independently re-checked. Cells marked structured come directly from machine-readable regulatory data (N-CEN structured datasets, XBRL company facts) with the source dataset cited. No model judgment is involved.</w:t>
       </w:r>
     </w:p>
     <w:p>

--- a/data/memos/stepstone_spm_decision_memo.docx
+++ b/data/memos/stepstone_spm_decision_memo.docx
@@ -280,6 +280,11 @@
       </w:r>
     </w:p>
     <w:p>
+      <w:r>
+        <w:t>Two-point comparison: one contribution at the window start and one valuation at the end. Direct Alpha is the annualized form of the same two flows.</w:t>
+      </w:r>
+    </w:p>
+    <w:p>
       <w:pPr>
         <w:pStyle w:val="ListBullet"/>
       </w:pPr>
@@ -330,6 +335,11 @@
     <w:p>
       <w:r>
         <w:t>Window 2021-03-31 to 2026-03-31: fund 12.92%/yr vs benchmark 10.48%/yr, KS-PME 1.1155, Direct Alpha 2.21%/yr. Disclosure: PME and alpha computed on appraisal-lagged NAVs are window-sensitive and can be smoothing-flattered. Conclusions should be read with the methodology's window-sensitivity analysis.</w:t>
+      </w:r>
+    </w:p>
+    <w:p>
+      <w:r>
+        <w:t>Two-point comparison: one contribution at the window start and one valuation at the end. Direct Alpha is the annualized form of the same two flows.</w:t>
       </w:r>
     </w:p>
     <w:p>

--- a/data/memos/stepstone_spm_decision_memo.docx
+++ b/data/memos/stepstone_spm_decision_memo.docx
@@ -271,7 +271,65 @@
         <w:pStyle w:val="Heading2"/>
       </w:pPr>
       <w:r>
-        <w:t>Primary: Listed private equity investable proxy (PSP) (score 9/12)</w:t>
+        <w:t>Primary: Peer cohort composite: evergreen_pe without stepstone_spm (amg_pantheon, ares_pmf, hl_paf, kkr_kpec) (score 10/12)</w:t>
+      </w:r>
+    </w:p>
+    <w:p>
+      <w:r>
+        <w:t>Window FY2022 to FY2026 (5 overlapping fiscal year(s) of 5 composite years): fund 14.3%/yr vs benchmark 13.83%/yr, KS-PME 1.0206, Direct Alpha 0.41%/yr. Disclosure: PME and alpha computed on appraisal-lagged NAVs are window-sensitive and can be smoothing-flattered. Conclusions should be read with the methodology's window-sensitivity analysis.</w:t>
+      </w:r>
+    </w:p>
+    <w:p>
+      <w:r>
+        <w:t>Two-point comparison: one contribution at the window start and one valuation at the end. Direct Alpha is the annualized form of the same two flows.</w:t>
+      </w:r>
+    </w:p>
+    <w:p>
+      <w:pPr>
+        <w:pStyle w:val="ListBullet"/>
+      </w:pPr>
+      <w:r>
+        <w:t>strategy_match 3/3: same asset class and sub-strategy (private_equity / evergreen_pe)</w:t>
+      </w:r>
+    </w:p>
+    <w:p>
+      <w:pPr>
+        <w:pStyle w:val="ListBullet"/>
+      </w:pPr>
+      <w:r>
+        <w:t>risk_liquidity_match 2/3: NAV-class series, members span more than one leverage regime</w:t>
+      </w:r>
+    </w:p>
+    <w:p>
+      <w:pPr>
+        <w:pStyle w:val="ListBullet"/>
+      </w:pPr>
+      <w:r>
+        <w:t>investability 2/2: computable on held data (cohort composite from filings)</w:t>
+      </w:r>
+    </w:p>
+    <w:p>
+      <w:pPr>
+        <w:pStyle w:val="ListBullet"/>
+      </w:pPr>
+      <w:r>
+        <w:t>data_quality 1/2: annual composite with 5 overlapping fiscal years</w:t>
+      </w:r>
+    </w:p>
+    <w:p>
+      <w:pPr>
+        <w:pStyle w:val="ListBullet"/>
+      </w:pPr>
+      <w:r>
+        <w:t>provider_independence 2/2: provider unaffiliated with the fund (constructed (Tark cohort engine, leave-one-out))</w:t>
+      </w:r>
+    </w:p>
+    <w:p>
+      <w:pPr>
+        <w:pStyle w:val="Heading2"/>
+      </w:pPr>
+      <w:r>
+        <w:t>Secondary: Listed private equity investable proxy (PSP) (score 9/12)</w:t>
       </w:r>
     </w:p>
     <w:p>
@@ -289,7 +347,7 @@
         <w:pStyle w:val="ListBullet"/>
       </w:pPr>
       <w:r>
-        <w:t>strategy_match 2/3: listed GPs/holdcos - PE exposure with public-market beta</w:t>
+        <w:t>strategy_match 2/3: the public-market version of the asset class (listed private equity for evergreen pe)</w:t>
       </w:r>
     </w:p>
     <w:p>
@@ -297,7 +355,7 @@
         <w:pStyle w:val="ListBullet"/>
       </w:pPr>
       <w:r>
-        <w:t>risk_liquidity_match 1/3: daily-liquid proxy vs semi-liquid fund - vol/liquidity regimes differ</w:t>
+        <w:t>risk_liquidity_match 1/3: daily-liquid market proxy vs a semi-liquid NAV fund, vol and liquidity regimes differ</w:t>
       </w:r>
     </w:p>
     <w:p>
@@ -305,7 +363,7 @@
         <w:pStyle w:val="ListBullet"/>
       </w:pPr>
       <w:r>
-        <w:t>investability 2/2: investable, priced daily</w:t>
+        <w:t>investability 2/2: computable on held data (daily series)</w:t>
       </w:r>
     </w:p>
     <w:p>
@@ -313,7 +371,7 @@
         <w:pStyle w:val="ListBullet"/>
       </w:pPr>
       <w:r>
-        <w:t>data_quality 2/2: daily series</w:t>
+        <w:t>data_quality 2/2: daily series held</w:t>
       </w:r>
     </w:p>
     <w:p>
@@ -321,65 +379,7 @@
         <w:pStyle w:val="ListBullet"/>
       </w:pPr>
       <w:r>
-        <w:t>provider_independence 2/2: provider unaffiliated with the fund</w:t>
-      </w:r>
-    </w:p>
-    <w:p>
-      <w:pPr>
-        <w:pStyle w:val="Heading2"/>
-      </w:pPr>
-      <w:r>
-        <w:t>Secondary: MSCI World investable proxy (URTH) (score 8/12)</w:t>
-      </w:r>
-    </w:p>
-    <w:p>
-      <w:r>
-        <w:t>Window 2021-03-31 to 2026-03-31: fund 12.92%/yr vs benchmark 10.48%/yr, KS-PME 1.1155, Direct Alpha 2.21%/yr. Disclosure: PME and alpha computed on appraisal-lagged NAVs are window-sensitive and can be smoothing-flattered. Conclusions should be read with the methodology's window-sensitivity analysis.</w:t>
-      </w:r>
-    </w:p>
-    <w:p>
-      <w:r>
-        <w:t>Two-point comparison: one contribution at the window start and one valuation at the end. Direct Alpha is the annualized form of the same two flows.</w:t>
-      </w:r>
-    </w:p>
-    <w:p>
-      <w:pPr>
-        <w:pStyle w:val="ListBullet"/>
-      </w:pPr>
-      <w:r>
-        <w:t>strategy_match 1/3: public equities - liquidity/leverage profile differs materially</w:t>
-      </w:r>
-    </w:p>
-    <w:p>
-      <w:pPr>
-        <w:pStyle w:val="ListBullet"/>
-      </w:pPr>
-      <w:r>
-        <w:t>risk_liquidity_match 1/3: daily-liquid proxy vs semi-liquid fund - vol/liquidity regimes differ</w:t>
-      </w:r>
-    </w:p>
-    <w:p>
-      <w:pPr>
-        <w:pStyle w:val="ListBullet"/>
-      </w:pPr>
-      <w:r>
-        <w:t>investability 2/2: investable, priced daily</w:t>
-      </w:r>
-    </w:p>
-    <w:p>
-      <w:pPr>
-        <w:pStyle w:val="ListBullet"/>
-      </w:pPr>
-      <w:r>
-        <w:t>data_quality 2/2: daily series</w:t>
-      </w:r>
-    </w:p>
-    <w:p>
-      <w:pPr>
-        <w:pStyle w:val="ListBullet"/>
-      </w:pPr>
-      <w:r>
-        <w:t>provider_independence 2/2: provider unaffiliated with the fund</w:t>
+        <w:t>provider_independence 2/2: provider unaffiliated with the fund (Invesco / Red Rocks)</w:t>
       </w:r>
     </w:p>
     <w:p>
@@ -440,7 +440,7 @@
           </w:tcPr>
           <w:p>
             <w:r>
-              <w:t>PME / Direct Alpha vs PSP</w:t>
+              <w:t>MSCI World investable proxy (URTH)</w:t>
             </w:r>
           </w:p>
         </w:tc>
@@ -460,7 +460,7 @@
           </w:tcPr>
           <w:p>
             <w:r>
-              <w:t>outranked: score 8/12 vs primary 9/12 and secondary 8/12 (only two slots). Retained in log as viable alternate</w:t>
+              <w:t>rejected: strategy gate (score 8/12 but strategy_match 1/3)</w:t>
             </w:r>
           </w:p>
         </w:tc>
@@ -492,39 +492,7 @@
           </w:tcPr>
           <w:p>
             <w:r>
-              <w:t>outranked: score 7/12 vs primary 9/12 and secondary 8/12 (only two slots). Retained in log as viable alternate</w:t>
-            </w:r>
-          </w:p>
-        </w:tc>
-      </w:tr>
-      <w:tr>
-        <w:tc>
-          <w:tcPr>
-            <w:tcW w:type="dxa" w:w="3456"/>
-          </w:tcPr>
-          <w:p>
-            <w:r>
-              <w:t>Peer cohort: evergreen_pe (hl_paf, stepstone_spm, kkr_kpec, ares_pmf, amg_pantheon)</w:t>
-            </w:r>
-          </w:p>
-        </w:tc>
-        <w:tc>
-          <w:tcPr>
-            <w:tcW w:type="dxa" w:w="1152"/>
-          </w:tcPr>
-          <w:p>
-            <w:r>
-              <w:t>7/12</w:t>
-            </w:r>
-          </w:p>
-        </w:tc>
-        <w:tc>
-          <w:tcPr>
-            <w:tcW w:type="dxa" w:w="4752"/>
-          </w:tcPr>
-          <w:p>
-            <w:r>
-              <w:t>outranked: score 7/12 vs primary 9/12 and secondary 8/12 (only two slots). Retained in log as viable alternate</w:t>
+              <w:t>outranked: score 7/12 vs primary 10/12 and secondary 9/12 (only two slots). Retained in log as viable alternate</w:t>
             </w:r>
           </w:p>
         </w:tc>

--- a/data/memos/stepstone_spm_decision_memo.docx
+++ b/data/memos/stepstone_spm_decision_memo.docx
@@ -513,7 +513,7 @@
     </w:p>
     <w:p>
       <w:r>
-        <w:t>Cohort placement (evergreen_pe, R4 phrasing): mgmt fee: 50th percentile of cohort (n=5), at the median of 1.4 | expense ratio (bases differ, see notes): 10th percentile of cohort (n=5), below the median of 3.19 | repurchase cap: 50th percentile of cohort (n=4), at the median of 5. Stats and per-member values in data/cohorts/evergreen_pe.json, membership rationales in data/facts.</w:t>
+        <w:t>Cohort placement (evergreen_pe, R4 phrasing): mgmt fee: 50th percentile of cohort (n=5), at the median of 1.4 | expense ratio (bases differ, see notes): 10th percentile of cohort (n=5), below the median of 3.19 | repurchase cap: 50th percentile of cohort (n=5), at the median of 5. Stats and per-member values in data/cohorts/evergreen_pe.json, membership rationales in data/facts.</w:t>
       </w:r>
     </w:p>
     <w:p>
